--- a/deliverables/VIDEO_6_Before_You_Take_An_Internal_Role_FINAL/Video_6_Shorts/V6_Short_05_Will_The_Evidence_Travel.docx
+++ b/deliverables/VIDEO_6_Before_You_Take_An_Internal_Role_FINAL/Video_6_Shorts/V6_Short_05_Will_The_Evidence_Travel.docx
@@ -51,6 +51,25 @@
           <w:bottom w:val="single" w:sz="6" w:color="8A6D1E"/>
         </w:pBdr>
       </w:pPr>
+    </w:p>
+    <w:p>
+      <w:pPr>
+        <w:spacing w:after="80"/>
+      </w:pPr>
+      <w:r>
+        <w:rPr>
+          <w:b/>
+          <w:color w:val="8A6D1E"/>
+          <w:sz w:val="20"/>
+        </w:rPr>
+        <w:t xml:space="preserve">Status in this synchronization  </w:t>
+      </w:r>
+      <w:r>
+        <w:rPr>
+          <w:sz w:val="21"/>
+        </w:rPr>
+        <w:t>REBUILD</w:t>
+      </w:r>
     </w:p>
     <w:p>
       <w:pPr>
@@ -125,7 +144,7 @@
         <w:rPr>
           <w:sz w:val="21"/>
         </w:rPr>
-        <w:t>RESULT. JUDGMENT. RANGE.</w:t>
+        <w:t>WILL THE EVIDENCE TRAVEL?</w:t>
       </w:r>
     </w:p>
     <w:p>
@@ -155,7 +174,7 @@
           <w:color w:val="112345"/>
           <w:sz w:val="24"/>
         </w:rPr>
-        <w:t>Inside your company, everybody may know you are the person who can get something done.</w:t>
+        <w:t>Imagine that a year from now you are interviewing somewhere else.</w:t>
       </w:r>
     </w:p>
     <w:p>
@@ -184,7 +203,7 @@
           <w:i w:val="0"/>
           <w:sz w:val="24"/>
         </w:rPr>
-        <w:t>Inside your company, everybody may know you are the person who can get something done.</w:t>
+        <w:t>Imagine that a year from now you are interviewing somewhere else.</w:t>
       </w:r>
     </w:p>
     <w:p>
@@ -197,7 +216,7 @@
           <w:i w:val="0"/>
           <w:sz w:val="24"/>
         </w:rPr>
-        <w:t>Another employer does not inherit that reputation with you.</w:t>
+        <w:t>Could you explain what changed, without relying on internal acronyms, relationships, or reputation?</w:t>
       </w:r>
     </w:p>
     <w:p>
@@ -210,7 +229,7 @@
           <w:i w:val="0"/>
           <w:sz w:val="24"/>
         </w:rPr>
-        <w:t>So before an internal move, ask what evidence the role will produce that makes sense without the internal acronyms, relationships or history.</w:t>
+        <w:t>That is the third question to ask before you take an internal role. Will the evidence travel?</w:t>
       </w:r>
     </w:p>
     <w:p>
@@ -223,7 +242,7 @@
           <w:i w:val="0"/>
           <w:sz w:val="24"/>
         </w:rPr>
-        <w:t>I look for three things. Result: what changed. Judgment: what did you have to notice or decide. Range: what new context can you now handle.</w:t>
+        <w:t>You should be able to name four things: the problem, your role, the judgment you used, and the permitted result.</w:t>
       </w:r>
     </w:p>
     <w:p>
@@ -236,7 +255,7 @@
           <w:i w:val="0"/>
           <w:sz w:val="24"/>
         </w:rPr>
-        <w:t>And to be clear, portable evidence does not mean taking confidential material. It means being able to explain the problem, your role, the judgment you used and the permitted result.</w:t>
+        <w:t>I would look for three kinds of evidence. Result: what changed, improved, stabilized, or became possible. Judgment: what did you notice, weigh, recommend, or decide. Range: what new context or problem can you now handle.</w:t>
       </w:r>
     </w:p>
     <w:p>
@@ -249,7 +268,20 @@
           <w:i w:val="0"/>
           <w:sz w:val="24"/>
         </w:rPr>
-        <w:t>If you cannot explain what the move could prove, you may not yet understand what it is offering.</w:t>
+        <w:t>The strongest internal moves eventually let you say: I entered a new context, I was trusted to make this kind of judgment, here is what changed.</w:t>
+      </w:r>
+    </w:p>
+    <w:p>
+      <w:pPr>
+        <w:spacing w:before="0" w:after="180"/>
+      </w:pPr>
+      <w:r>
+        <w:rPr>
+          <w:b w:val="0"/>
+          <w:i w:val="0"/>
+          <w:sz w:val="24"/>
+        </w:rPr>
+        <w:t>So before you accept, ask how success is measured, and what a strong first year would let you point to.</w:t>
       </w:r>
     </w:p>
     <w:p>
@@ -279,7 +311,7 @@
           <w:color w:val="112345"/>
           <w:sz w:val="24"/>
         </w:rPr>
-        <w:t>You may not yet understand what it is offering.</w:t>
+        <w:t>Ask what a strong first year would let you point to.</w:t>
       </w:r>
     </w:p>
     <w:p>
@@ -309,7 +341,7 @@
           <w:color w:val="5A6B82"/>
           <w:sz w:val="21"/>
         </w:rPr>
-        <w:t>Hook on camera. Full-screen three-part reveal on result, judgment and range, camera hidden. Back to her for the confidentiality line, which should land on her face.</w:t>
+        <w:t>Camera for the thought experiment. Full-screen three-part reveal on result, judgment and range, camera hidden. Back to her for the close.</w:t>
       </w:r>
     </w:p>
     <w:p>
@@ -339,7 +371,7 @@
           <w:color w:val="5A6B82"/>
           <w:sz w:val="21"/>
         </w:rPr>
-        <w:t>One accent on the first of the three only.</w:t>
+        <w:t>One restrained click per evidence type.</w:t>
       </w:r>
     </w:p>
     <w:p>
@@ -360,6 +392,20 @@
     </w:p>
     <w:p>
       <w:pPr>
+        <w:spacing w:before="0" w:after="80"/>
+      </w:pPr>
+      <w:r>
+        <w:rPr>
+          <w:b w:val="0"/>
+          <w:i w:val="0"/>
+          <w:color w:val="5A6B82"/>
+          <w:sz w:val="20"/>
+        </w:rPr>
+        <w:t>Rebuilt for the September 9 lock. Nothing here suggests keeping confidential, proprietary, customer, employee or employer-owned material: the script's own phrase is the permitted result.</w:t>
+      </w:r>
+    </w:p>
+    <w:p>
+      <w:pPr>
         <w:spacing w:before="0" w:after="160"/>
       </w:pPr>
       <w:r>
@@ -369,7 +415,7 @@
           <w:color w:val="5A6B82"/>
           <w:sz w:val="20"/>
         </w:rPr>
-        <w:t>Carried from v1.0, with the confidentiality boundary added because the v2.0 master states it explicitly and a Short on evidence should not omit it.</w:t>
+        <w:t>Why this status: Obsolete premise. The Short was built on "inside your company, everybody may know you are the person who can get something done, and another employer does not inherit that reputation," which the locked script removed, along with its explicit confidential-material sentence. Rebuilt on the interview thought experiment the script now uses, which carries the same boundary through the phrase "the permitted result."</w:t>
       </w:r>
     </w:p>
     <w:p>
